--- a/assets/Mark_Johnson_Resume_2026web.docx
+++ b/assets/Mark_Johnson_Resume_2026web.docx
@@ -115,10 +115,7 @@
     </w:p>
     <w:p>
       <w:r>
-        <w:t>Strategic operational leader with 20 years of experience scaling mission-driven organizations, building infrastructure during transformational growth, and translating vision into disciplined systems. Proven expertise in managing multi-site operations across 8 countries, establishing standardized processes, and leading cross-functional teams through major milestones. Track record of managing operations from $5M to $100M+ scale while maintaining operational excellence, compliance, and high-performing team cul</w:t>
-      </w:r>
-      <w:r>
-        <w:t>ture.</w:t>
+        <w:t>Strategic operational leader with 20 years of experience scaling mission-driven organizations, building infrastructure during transformational growth, and translating vision into disciplined systems. Proven expertise in managing multi-site operations across 8 countries, establishing standardized processes, and leading cross-functional teams through major milestones. Track record of managing operations from $5M to $100M+ scale while maintaining operational excellence, compliance, and high-performing team culture.</w:t>
       </w:r>
     </w:p>
     <w:p>
@@ -379,171 +376,174 @@
         <w:t>Managed call center operations, field services teams, and fleet logistics to ensure consistent service delivery.</w:t>
       </w:r>
     </w:p>
-    <w:p/>
-    <w:p>
-      <w:pPr>
-        <w:pStyle w:val="Heading2"/>
-      </w:pPr>
-      <w:r>
-        <w:t>Director of Configuration Services</w:t>
-      </w:r>
-    </w:p>
-    <w:p>
-      <w:r>
-        <w:t>3MD INC (Technology deployment and logistics services) | Plano, TX | May 2017 – July 2021</w:t>
-      </w:r>
-    </w:p>
-    <w:p>
-      <w:pPr>
-        <w:pStyle w:val="ListParagraph"/>
-        <w:numPr>
-          <w:ilvl w:val="0"/>
-          <w:numId w:val="4"/>
-        </w:numPr>
-        <w:spacing w:after="0"/>
-      </w:pPr>
-      <w:r>
-        <w:t>Led organizational scaling during explosive growth period, opening facilities and teams across 8 countries.</w:t>
-      </w:r>
-    </w:p>
-    <w:p>
-      <w:pPr>
-        <w:pStyle w:val="ListParagraph"/>
-        <w:numPr>
-          <w:ilvl w:val="0"/>
-          <w:numId w:val="4"/>
-        </w:numPr>
-        <w:spacing w:after="0"/>
-      </w:pPr>
-      <w:r>
-        <w:t>Located, outfitted, staffed, and operationalized warehouse and deployment facilities, including fleet vehicle procurement and training program development</w:t>
-      </w:r>
-      <w:r>
-        <w:t xml:space="preserve"> across several states (Texas, California, Washington, Pennsylvania) and countries (UK, Mexico, Japan, Australia)</w:t>
-      </w:r>
-      <w:r>
-        <w:t>.</w:t>
-      </w:r>
-    </w:p>
-    <w:p>
-      <w:pPr>
-        <w:pStyle w:val="ListParagraph"/>
-        <w:numPr>
-          <w:ilvl w:val="0"/>
-          <w:numId w:val="4"/>
-        </w:numPr>
-        <w:spacing w:after="0"/>
-      </w:pPr>
-      <w:r>
-        <w:t xml:space="preserve">Drove deployment of 800,000+ units for </w:t>
-      </w:r>
-      <w:proofErr w:type="spellStart"/>
-      <w:r>
-        <w:t>DoorDash</w:t>
-      </w:r>
-      <w:proofErr w:type="spellEnd"/>
-      <w:r>
-        <w:t xml:space="preserve"> during pandemic, demonstrating ability to manage major organizational milestones.</w:t>
-      </w:r>
-    </w:p>
-    <w:p>
-      <w:pPr>
-        <w:pStyle w:val="ListParagraph"/>
-        <w:numPr>
-          <w:ilvl w:val="0"/>
-          <w:numId w:val="4"/>
-        </w:numPr>
-        <w:spacing w:after="0"/>
-      </w:pPr>
-      <w:r>
-        <w:t>Increased organizational productivity by 40% and improved profit margins through process optimization and workflow automation.</w:t>
-      </w:r>
-    </w:p>
-    <w:p>
-      <w:pPr>
-        <w:pStyle w:val="ListParagraph"/>
-        <w:numPr>
-          <w:ilvl w:val="0"/>
-          <w:numId w:val="4"/>
-        </w:numPr>
-        <w:spacing w:after="0"/>
-      </w:pPr>
-      <w:r>
-        <w:t>Secured major clients (Google, Amazon, American Airlines) through strategic cross-functional collaboration with Sales and Engineering leadership.</w:t>
-      </w:r>
+    <w:p>
+      <w:pPr>
+        <w:pStyle w:val="ListParagraph"/>
+        <w:spacing w:after="0"/>
+      </w:pPr>
       <w:bookmarkStart w:id="0" w:name="_GoBack"/>
       <w:bookmarkEnd w:id="0"/>
     </w:p>
+    <w:p>
+      <w:pPr>
+        <w:pStyle w:val="Heading2"/>
+      </w:pPr>
+      <w:r>
+        <w:t>Director of Operations</w:t>
+      </w:r>
+    </w:p>
+    <w:p>
+      <w:r>
+        <w:t>ISG Technologies (Enterprise IT services provider) | Arlington, TX | September 2021 – April 2023</w:t>
+      </w:r>
+    </w:p>
+    <w:p>
+      <w:pPr>
+        <w:pStyle w:val="ListParagraph"/>
+        <w:numPr>
+          <w:ilvl w:val="0"/>
+          <w:numId w:val="5"/>
+        </w:numPr>
+        <w:spacing w:after="0"/>
+      </w:pPr>
+      <w:r>
+        <w:t>Directed operations for multiple enterprise clients with $5M+ P&amp;L responsibility.</w:t>
+      </w:r>
+    </w:p>
+    <w:p>
+      <w:pPr>
+        <w:pStyle w:val="ListParagraph"/>
+        <w:numPr>
+          <w:ilvl w:val="0"/>
+          <w:numId w:val="5"/>
+        </w:numPr>
+        <w:spacing w:after="0"/>
+      </w:pPr>
+      <w:r>
+        <w:t>Implemented standardized operating procedures that improved productivity by 20%.</w:t>
+      </w:r>
+    </w:p>
+    <w:p>
+      <w:pPr>
+        <w:pStyle w:val="ListParagraph"/>
+        <w:numPr>
+          <w:ilvl w:val="0"/>
+          <w:numId w:val="5"/>
+        </w:numPr>
+        <w:spacing w:after="0"/>
+      </w:pPr>
+      <w:r>
+        <w:t>Launched digital tracking and performance management systems that increased organizational transparency and accountability.</w:t>
+      </w:r>
+    </w:p>
+    <w:p>
+      <w:pPr>
+        <w:pStyle w:val="ListParagraph"/>
+        <w:numPr>
+          <w:ilvl w:val="0"/>
+          <w:numId w:val="5"/>
+        </w:numPr>
+        <w:spacing w:after="0"/>
+      </w:pPr>
+      <w:r>
+        <w:t>Led onboarding of high-profile clients, negotiating complex service level agreements and ensuring organizational readiness.</w:t>
+      </w:r>
+    </w:p>
     <w:p/>
     <w:p>
       <w:pPr>
         <w:pStyle w:val="Heading2"/>
       </w:pPr>
       <w:r>
-        <w:t>Director of Operations</w:t>
-      </w:r>
-    </w:p>
-    <w:p>
-      <w:r>
-        <w:t>ISG Technologies (Enterprise IT services provider) | Arlington, TX | September 2021 – April 2023</w:t>
-      </w:r>
-    </w:p>
-    <w:p>
-      <w:pPr>
-        <w:pStyle w:val="ListParagraph"/>
-        <w:numPr>
-          <w:ilvl w:val="0"/>
-          <w:numId w:val="5"/>
-        </w:numPr>
-        <w:spacing w:after="0"/>
-      </w:pPr>
-      <w:r>
-        <w:t>Directed operations for multiple enterprise clients with $5M+ P&amp;L responsibility.</w:t>
-      </w:r>
-    </w:p>
-    <w:p>
-      <w:pPr>
-        <w:pStyle w:val="ListParagraph"/>
-        <w:numPr>
-          <w:ilvl w:val="0"/>
-          <w:numId w:val="5"/>
-        </w:numPr>
-        <w:spacing w:after="0"/>
-      </w:pPr>
-      <w:r>
-        <w:t>Implemented standardized operating procedures that improved productivity by 20%.</w:t>
-      </w:r>
-    </w:p>
-    <w:p>
-      <w:pPr>
-        <w:pStyle w:val="ListParagraph"/>
-        <w:numPr>
-          <w:ilvl w:val="0"/>
-          <w:numId w:val="5"/>
-        </w:numPr>
-        <w:spacing w:after="0"/>
-      </w:pPr>
-      <w:r>
-        <w:t>Launched digital tracking and performance management systems that increased organizational transparency and accountability.</w:t>
-      </w:r>
-    </w:p>
-    <w:p>
-      <w:pPr>
-        <w:pStyle w:val="ListParagraph"/>
-        <w:numPr>
-          <w:ilvl w:val="0"/>
-          <w:numId w:val="5"/>
+        <w:t>Director of Configuration Services</w:t>
+      </w:r>
+    </w:p>
+    <w:p>
+      <w:r>
+        <w:t>3MD INC (Technology deployment and logistics services) | Plano, TX | May 2017 – July 2021</w:t>
+      </w:r>
+    </w:p>
+    <w:p>
+      <w:pPr>
+        <w:pStyle w:val="ListParagraph"/>
+        <w:numPr>
+          <w:ilvl w:val="0"/>
+          <w:numId w:val="4"/>
+        </w:numPr>
+        <w:spacing w:after="0"/>
+      </w:pPr>
+      <w:r>
+        <w:t>Led organizational scaling during explosive growth period, opening facilities and teams across 8 countries.</w:t>
+      </w:r>
+    </w:p>
+    <w:p>
+      <w:pPr>
+        <w:pStyle w:val="ListParagraph"/>
+        <w:numPr>
+          <w:ilvl w:val="0"/>
+          <w:numId w:val="4"/>
+        </w:numPr>
+        <w:spacing w:after="0"/>
+      </w:pPr>
+      <w:r>
+        <w:t>Located, outfitted, staffed, and operationalized warehouse and deployment facilities, including fleet vehicle procurement and training program development</w:t>
+      </w:r>
+      <w:r>
+        <w:t xml:space="preserve"> across several states (Texas, California, Washington, Pennsylvania) and countries (UK, Mexico, Japan, Australia)</w:t>
+      </w:r>
+      <w:r>
+        <w:t>.</w:t>
+      </w:r>
+    </w:p>
+    <w:p>
+      <w:pPr>
+        <w:pStyle w:val="ListParagraph"/>
+        <w:numPr>
+          <w:ilvl w:val="0"/>
+          <w:numId w:val="4"/>
+        </w:numPr>
+        <w:spacing w:after="0"/>
+      </w:pPr>
+      <w:r>
+        <w:t xml:space="preserve">Drove deployment of 800,000+ units for </w:t>
+      </w:r>
+      <w:proofErr w:type="spellStart"/>
+      <w:r>
+        <w:t>DoorDash</w:t>
+      </w:r>
+      <w:proofErr w:type="spellEnd"/>
+      <w:r>
+        <w:t xml:space="preserve"> during pandemic, demonstrating ability to manage major organizational milestones.</w:t>
+      </w:r>
+    </w:p>
+    <w:p>
+      <w:pPr>
+        <w:pStyle w:val="ListParagraph"/>
+        <w:numPr>
+          <w:ilvl w:val="0"/>
+          <w:numId w:val="4"/>
+        </w:numPr>
+        <w:spacing w:after="0"/>
+      </w:pPr>
+      <w:r>
+        <w:t>Increased organizational productivity by 40% and improved profit margins through process optimization and workflow automation.</w:t>
+      </w:r>
+    </w:p>
+    <w:p>
+      <w:pPr>
+        <w:pStyle w:val="ListParagraph"/>
+        <w:numPr>
+          <w:ilvl w:val="0"/>
+          <w:numId w:val="4"/>
         </w:numPr>
         <w:spacing w:after="0"/>
       </w:pPr>
       <w:r>
         <w:lastRenderedPageBreak/>
-        <w:t>Led onboarding of high-profile clients, negotiating complex service level agreements and ens</w:t>
-      </w:r>
-      <w:r>
-        <w:t>uring organizational readiness.</w:t>
-      </w:r>
-    </w:p>
+        <w:t>Secured major clients (Google, Amazon, American Airlines) through strategic cross-functional collaboration with Sales and Engineering leadership.</w:t>
+      </w:r>
+    </w:p>
+    <w:p/>
     <w:p>
       <w:pPr>
         <w:pStyle w:val="Heading1"/>
@@ -566,10 +566,7 @@
         <w:spacing w:after="0"/>
       </w:pPr>
       <w:r>
-        <w:t>Associate Degree, Information Technology | Collin County Communi</w:t>
-      </w:r>
-      <w:r>
-        <w:t>ty College District | Plano, TX</w:t>
+        <w:t>Associate Degree, Information Technology | Collin County Community College District | Plano, TX</w:t>
       </w:r>
     </w:p>
     <w:p>
@@ -1716,6 +1713,7 @@
   <w:style w:type="character" w:default="1" w:styleId="DefaultParagraphFont">
     <w:name w:val="Default Paragraph Font"/>
     <w:uiPriority w:val="1"/>
+    <w:semiHidden/>
     <w:unhideWhenUsed/>
   </w:style>
   <w:style w:type="table" w:default="1" w:styleId="TableNormal">
